--- a/docs/4-architecture.docx
+++ b/docs/4-architecture.docx
@@ -748,12 +748,7 @@
         <w:ind w:firstLine="709"/>
       </w:pPr>
       <w:r>
-        <w:rPr>
-          <w:rFonts w:ascii="Times New Roman" w:hAnsi="Times New Roman"/>
-          <w:b w:val="0"/>
-          <w:sz w:val="28"/>
-        </w:rPr>
-        <w:t>Архитектура проектируемой системы отражает функции и роли, которые были определены ранее: покупатель подбирает растения и оформляет заказ, менеджер обрабатывает заявки и меняет их статусы, администратор управляет каталогом, пользователями и параметрами подбора. Центральными объектами системы являются декоративные растения, параметры ухода, анкеты пользователей, рекомендации, корзина, заказ и статус его обработки.</w:t>
+        <w:t>Архитектура проектируемой системы отражает функции всех ролей: покупатель подбирает растения и оформляет заказ; менеджер обрабатывает заявки; контент-менеджер редактирует каталог; администратор управляет учетными записями и ролями; владелец магазина просматривает сводную статистику.</w:t>
       </w:r>
     </w:p>
     <w:p>
@@ -1194,17 +1189,8 @@
             <w:vAlign w:val="top"/>
           </w:tcPr>
           <w:p>
-            <w:pPr>
-              <w:jc w:val="left"/>
-            </w:pPr>
-            <w:r/>
             <w:r>
-              <w:rPr>
-                <w:rFonts w:ascii="Times New Roman" w:hAnsi="Times New Roman"/>
-                <w:b w:val="0"/>
-                <w:sz w:val="24"/>
-              </w:rPr>
-              <w:t>Позволяет менеджеру и администратору просматривать заказы, проверять наличие растений, менять статусы, оставлять комментарии, управлять каталогом, параметрами подбора и учетными записями.</w:t>
+              <w:t>Позволяет менеджеру обрабатывать заказы, контент-менеджеру управлять каталогом, администратору управлять учетными записями, а владельцу магазина просматривать статистику.</w:t>
             </w:r>
           </w:p>
         </w:tc>
